--- a/SamkitJain_report_01.docx
+++ b/SamkitJain_report_01.docx
@@ -26,109 +26,6 @@
               <w:szCs w:val="24"/>
             </w:rPr>
           </w:pPr>
-          <w:r>
-            <w:rPr>
-              <w:rFonts w:ascii="Times New Roman" w:hAnsi="Times New Roman" w:cs="Times New Roman"/>
-              <w:noProof/>
-              <w:sz w:val="24"/>
-              <w:szCs w:val="24"/>
-            </w:rPr>
-            <w:pict w14:anchorId="399C8544">
-              <v:rect id="Rectangle 261" o:spid="_x0000_s1028" style="position:absolute;left:0;text-align:left;margin-left:273.75pt;margin-top:13.5pt;width:242.7pt;height:552.6pt;z-index:251659264;visibility:visible;mso-wrap-style:square;mso-width-percent:400;mso-height-percent:700;mso-wrap-distance-left:9pt;mso-wrap-distance-top:0;mso-wrap-distance-right:9pt;mso-wrap-distance-bottom:0;mso-position-horizontal-relative:page;mso-position-vertical-relative:page;mso-width-percent:400;mso-height-percent:700;mso-width-relative:page;mso-height-relative:page;v-text-anchor:middle" o:gfxdata="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" fillcolor="white [3212]" strokecolor="#938953 [1614]" strokeweight="1.25pt">
-                <w10:wrap anchorx="page" anchory="page"/>
-              </v:rect>
-            </w:pict>
-          </w:r>
-          <w:r>
-            <w:rPr>
-              <w:rFonts w:ascii="Times New Roman" w:hAnsi="Times New Roman" w:cs="Times New Roman"/>
-              <w:noProof/>
-              <w:sz w:val="24"/>
-              <w:szCs w:val="24"/>
-            </w:rPr>
-            <w:pict w14:anchorId="21682E48">
-              <v:rect id="Rectangle 259" o:spid="_x0000_s1029" style="position:absolute;left:0;text-align:left;margin-left:283.7pt;margin-top:37.05pt;width:226.4pt;height:237.45pt;z-index:251660288;visibility:visible;mso-wrap-style:square;mso-width-percent:370;mso-height-percent:300;mso-wrap-distance-left:9pt;mso-wrap-distance-top:0;mso-wrap-distance-right:9pt;mso-wrap-distance-bottom:0;mso-position-horizontal-relative:page;mso-position-vertical-relative:page;mso-width-percent:370;mso-height-percent:300;mso-width-relative:page;mso-height-relative:page;v-text-anchor:bottom" o:gfxdata="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" fillcolor="#1f497d [3215]" stroked="f" strokeweight="2pt">
-                <v:textbox inset="14.4pt,14.4pt,14.4pt,28.8pt">
-                  <w:txbxContent>
-                    <w:p>
-                      <w:pPr>
-                        <w:spacing w:before="240"/>
-                        <w:rPr>
-                          <w:rFonts w:ascii="Times New Roman" w:hAnsi="Times New Roman" w:cs="Times New Roman"/>
-                          <w:sz w:val="24"/>
-                          <w:szCs w:val="24"/>
-                        </w:rPr>
-                      </w:pPr>
-                      <w:sdt>
-                        <w:sdtPr>
-                          <w:rPr>
-                            <w:rFonts w:ascii="Times New Roman" w:hAnsi="Times New Roman" w:cs="Times New Roman"/>
-                            <w:sz w:val="24"/>
-                            <w:szCs w:val="24"/>
-                          </w:rPr>
-                          <w:alias w:val="Abstract"/>
-                          <w:id w:val="8276291"/>
-                          <w:dataBinding w:prefixMappings="xmlns:ns0='http://schemas.microsoft.com/office/2006/coverPageProps'" w:xpath="/ns0:CoverPageProperties[1]/ns0:Abstract[1]" w:storeItemID="{55AF091B-3C7A-41E3-B477-F2FDAA23CFDA}"/>
-                          <w:text/>
-                        </w:sdtPr>
-                        <w:sdtContent>
-                          <w:r>
-                            <w:rPr>
-                              <w:rFonts w:ascii="Times New Roman" w:hAnsi="Times New Roman" w:cs="Times New Roman"/>
-                              <w:sz w:val="24"/>
-                              <w:szCs w:val="24"/>
-                            </w:rPr>
-                            <w:t xml:space="preserve">Application of AI for </w:t>
-                          </w:r>
-                          <w:r>
-                            <w:rPr>
-                              <w:rFonts w:ascii="Times New Roman" w:hAnsi="Times New Roman" w:cs="Times New Roman"/>
-                              <w:sz w:val="24"/>
-                              <w:szCs w:val="24"/>
-                            </w:rPr>
-                            <w:t>Crop Monitoring Pest Detection, Yield Prediction and Supply Chain Management to improve Indian Farmer</w:t>
-                          </w:r>
-                        </w:sdtContent>
-                      </w:sdt>
-                    </w:p>
-                  </w:txbxContent>
-                </v:textbox>
-                <w10:wrap anchorx="page" anchory="page"/>
-              </v:rect>
-            </w:pict>
-          </w:r>
-          <w:r>
-            <w:rPr>
-              <w:rFonts w:ascii="Times New Roman" w:hAnsi="Times New Roman" w:cs="Times New Roman"/>
-              <w:noProof/>
-              <w:sz w:val="24"/>
-              <w:szCs w:val="24"/>
-            </w:rPr>
-            <w:pict w14:anchorId="6BFCDF63">
-              <v:rect id="Rectangle 257" o:spid="_x0000_s1030" style="position:absolute;left:0;text-align:left;margin-left:0;margin-top:0;width:581.4pt;height:752.4pt;z-index:-251653120;visibility:visible;mso-wrap-style:square;mso-width-percent:950;mso-height-percent:950;mso-wrap-distance-left:9pt;mso-wrap-distance-top:0;mso-wrap-distance-right:9pt;mso-wrap-distance-bottom:0;mso-position-horizontal:center;mso-position-horizontal-relative:page;mso-position-vertical:center;mso-position-vertical-relative:page;mso-width-percent:950;mso-height-percent:950;mso-width-relative:page;mso-height-relative:page;v-text-anchor:middle" o:gfxdata="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" fillcolor="#dbe5f1 [660]" stroked="f" strokeweight="2pt">
-                <v:fill color2="#95b3d7 [1940]" rotate="t" focusposition=".5,.5" focussize="" focus="100%" type="gradientRadial"/>
-                <v:textbox inset="21.6pt,,21.6pt">
-                  <w:txbxContent>
-                    <w:p/>
-                  </w:txbxContent>
-                </v:textbox>
-                <w10:wrap anchorx="page" anchory="page"/>
-              </v:rect>
-            </w:pict>
-          </w:r>
-          <w:r>
-            <w:rPr>
-              <w:rFonts w:ascii="Times New Roman" w:hAnsi="Times New Roman" w:cs="Times New Roman"/>
-              <w:noProof/>
-              <w:sz w:val="24"/>
-              <w:szCs w:val="24"/>
-            </w:rPr>
-            <w:pict w14:anchorId="3B415F35">
-              <v:rect id="Rectangle 263" o:spid="_x0000_s1027" style="position:absolute;left:0;text-align:left;margin-left:0;margin-top:0;width:226.45pt;height:9.35pt;z-index:251662336;visibility:visible;mso-wrap-style:square;mso-width-percent:370;mso-height-percent:0;mso-left-percent:455;mso-top-percent:690;mso-wrap-distance-left:9pt;mso-wrap-distance-top:0;mso-wrap-distance-right:9pt;mso-wrap-distance-bottom:0;mso-position-horizontal-relative:page;mso-position-vertical-relative:page;mso-width-percent:370;mso-height-percent:0;mso-left-percent:455;mso-top-percent:690;mso-width-relative:page;mso-height-relative:margin;v-text-anchor:middle" o:gfxdata="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" fillcolor="#4f81bd [3204]" stroked="f" strokeweight="2pt">
-                <w10:wrap anchorx="page" anchory="page"/>
-              </v:rect>
-            </w:pict>
-          </w:r>
         </w:p>
         <w:p>
           <w:pPr>
@@ -147,185 +44,13 @@
               <w:sz w:val="24"/>
               <w:szCs w:val="24"/>
             </w:rPr>
-            <w:pict w14:anchorId="34645C19">
+            <w:pict w14:anchorId="302E59FA">
               <v:shapetype id="_x0000_t202" coordsize="21600,21600" o:spt="202" path="m,l,21600r21600,l21600,xe">
                 <v:stroke joinstyle="miter"/>
                 <v:path gradientshapeok="t" o:connecttype="rect"/>
               </v:shapetype>
-              <v:shape id="Text Box 255" o:spid="_x0000_s1031" type="#_x0000_t202" style="position:absolute;left:0;text-align:left;margin-left:286.7pt;margin-top:302.2pt;width:201.35pt;height:29.95pt;z-index:251664384;visibility:visible;mso-wrap-distance-left:9pt;mso-wrap-distance-top:0;mso-wrap-distance-right:9pt;mso-wrap-distance-bottom:0;mso-position-horizontal-relative:page;mso-position-vertical-relative:page;mso-width-relative:page;mso-height-relative:margin;v-text-anchor:bottom" o:gfxdata="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" filled="f" stroked="f" strokeweight=".5pt">
+              <v:shape id="_x0000_s1035" type="#_x0000_t202" style="position:absolute;left:0;text-align:left;margin-left:294.75pt;margin-top:364.4pt;width:238.15pt;height:114.55pt;z-index:251667456" filled="f" fillcolor="white [3212]" stroked="f">
                 <v:textbox>
-                  <w:txbxContent>
-                    <w:p>
-                      <w:pPr>
-                        <w:pStyle w:val="NoSpacing"/>
-                        <w:rPr>
-                          <w:rFonts w:ascii="Times New Roman" w:hAnsi="Times New Roman" w:cs="Times New Roman"/>
-                          <w:noProof/>
-                          <w:color w:val="1F497D" w:themeColor="text2"/>
-                          <w:sz w:val="24"/>
-                          <w:szCs w:val="24"/>
-                        </w:rPr>
-                      </w:pPr>
-                      <w:sdt>
-                        <w:sdtPr>
-                          <w:rPr>
-                            <w:rFonts w:ascii="Times New Roman" w:hAnsi="Times New Roman" w:cs="Times New Roman"/>
-                            <w:noProof/>
-                            <w:color w:val="1F497D" w:themeColor="text2"/>
-                            <w:sz w:val="24"/>
-                            <w:szCs w:val="24"/>
-                          </w:rPr>
-                          <w:alias w:val="Author"/>
-                          <w:id w:val="15524260"/>
-                          <w:dataBinding w:prefixMappings="xmlns:ns0='http://schemas.openxmlformats.org/package/2006/metadata/core-properties' xmlns:ns1='http://purl.org/dc/elements/1.1/'" w:xpath="/ns0:coreProperties[1]/ns1:creator[1]" w:storeItemID="{6C3C8BC8-F283-45AE-878A-BAB7291924A1}"/>
-                          <w:text/>
-                        </w:sdtPr>
-                        <w:sdtContent>
-                          <w:r>
-                            <w:rPr>
-                              <w:rFonts w:ascii="Times New Roman" w:hAnsi="Times New Roman" w:cs="Times New Roman"/>
-                              <w:noProof/>
-                              <w:color w:val="1F497D" w:themeColor="text2"/>
-                              <w:sz w:val="24"/>
-                              <w:szCs w:val="24"/>
-                            </w:rPr>
-                            <w:t>Submitted by – Samkit Jain_Group</w:t>
-                          </w:r>
-                          <w:r>
-                            <w:rPr>
-                              <w:rFonts w:ascii="Times New Roman" w:hAnsi="Times New Roman" w:cs="Times New Roman"/>
-                              <w:noProof/>
-                              <w:color w:val="1F497D" w:themeColor="text2"/>
-                              <w:sz w:val="24"/>
-                              <w:szCs w:val="24"/>
-                            </w:rPr>
-                            <w:t>_</w:t>
-                          </w:r>
-                          <w:r>
-                            <w:rPr>
-                              <w:rFonts w:ascii="Times New Roman" w:hAnsi="Times New Roman" w:cs="Times New Roman"/>
-                              <w:noProof/>
-                              <w:color w:val="1F497D" w:themeColor="text2"/>
-                              <w:sz w:val="24"/>
-                              <w:szCs w:val="24"/>
-                            </w:rPr>
-                            <w:t>7</w:t>
-                          </w:r>
-                        </w:sdtContent>
-                      </w:sdt>
-                    </w:p>
-                    <w:p/>
-                  </w:txbxContent>
-                </v:textbox>
-                <w10:wrap type="square" anchorx="page" anchory="page"/>
-              </v:shape>
-            </w:pict>
-          </w:r>
-          <w:r>
-            <w:rPr>
-              <w:rFonts w:ascii="Times New Roman" w:hAnsi="Times New Roman" w:cs="Times New Roman"/>
-              <w:noProof/>
-              <w:sz w:val="24"/>
-              <w:szCs w:val="24"/>
-            </w:rPr>
-            <w:pict w14:anchorId="08E129BC">
-              <v:shape id="Text Box 265" o:spid="_x0000_s1026" type="#_x0000_t202" style="position:absolute;left:0;text-align:left;margin-left:285.75pt;margin-top:277.2pt;width:220.1pt;height:56.85pt;z-index:251661312;visibility:visible;mso-wrap-style:square;mso-width-percent:360;mso-height-percent:280;mso-wrap-distance-left:9pt;mso-wrap-distance-top:0;mso-wrap-distance-right:9pt;mso-wrap-distance-bottom:0;mso-position-horizontal-relative:page;mso-position-vertical-relative:page;mso-width-percent:360;mso-height-percent:280;mso-width-relative:page;mso-height-relative:page;v-text-anchor:top" o:gfxdata="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" filled="f" stroked="f" strokeweight=".5pt">
-                <v:textbox style="mso-fit-shape-to-text:t">
-                  <w:txbxContent>
-                    <w:sdt>
-                      <w:sdtPr>
-                        <w:rPr>
-                          <w:rFonts w:ascii="Times New Roman" w:eastAsiaTheme="majorEastAsia" w:hAnsi="Times New Roman" w:cs="Times New Roman"/>
-                          <w:noProof/>
-                          <w:color w:val="4F81BD" w:themeColor="accent1"/>
-                          <w:sz w:val="24"/>
-                          <w:szCs w:val="24"/>
-                        </w:rPr>
-                        <w:alias w:val="Title"/>
-                        <w:id w:val="-958338334"/>
-                        <w:dataBinding w:prefixMappings="xmlns:ns0='http://schemas.openxmlformats.org/package/2006/metadata/core-properties' xmlns:ns1='http://purl.org/dc/elements/1.1/'" w:xpath="/ns0:coreProperties[1]/ns1:title[1]" w:storeItemID="{6C3C8BC8-F283-45AE-878A-BAB7291924A1}"/>
-                        <w:text/>
-                      </w:sdtPr>
-                      <w:sdtContent>
-                        <w:p>
-                          <w:pPr>
-                            <w:spacing w:line="240" w:lineRule="auto"/>
-                            <w:rPr>
-                              <w:rFonts w:ascii="Times New Roman" w:eastAsiaTheme="majorEastAsia" w:hAnsi="Times New Roman" w:cs="Times New Roman"/>
-                              <w:noProof/>
-                              <w:color w:val="4F81BD" w:themeColor="accent1"/>
-                              <w:sz w:val="24"/>
-                              <w:szCs w:val="24"/>
-                            </w:rPr>
-                          </w:pPr>
-                          <w:r>
-                            <w:rPr>
-                              <w:rFonts w:ascii="Times New Roman" w:eastAsiaTheme="majorEastAsia" w:hAnsi="Times New Roman" w:cs="Times New Roman"/>
-                              <w:noProof/>
-                              <w:color w:val="4F81BD" w:themeColor="accent1"/>
-                              <w:sz w:val="24"/>
-                              <w:szCs w:val="24"/>
-                            </w:rPr>
-                            <w:t>End-Term Report</w:t>
-                          </w:r>
-                        </w:p>
-                      </w:sdtContent>
-                    </w:sdt>
-                    <w:sdt>
-                      <w:sdtPr>
-                        <w:rPr>
-                          <w:rFonts w:ascii="Times New Roman" w:eastAsiaTheme="majorEastAsia" w:hAnsi="Times New Roman" w:cs="Times New Roman"/>
-                          <w:noProof/>
-                          <w:color w:val="1F497D" w:themeColor="text2"/>
-                          <w:sz w:val="24"/>
-                          <w:szCs w:val="24"/>
-                        </w:rPr>
-                        <w:alias w:val="Subtitle"/>
-                        <w:id w:val="15524255"/>
-                        <w:showingPlcHdr/>
-                        <w:dataBinding w:prefixMappings="xmlns:ns0='http://schemas.openxmlformats.org/package/2006/metadata/core-properties' xmlns:ns1='http://purl.org/dc/elements/1.1/'" w:xpath="/ns0:coreProperties[1]/ns1:subject[1]" w:storeItemID="{6C3C8BC8-F283-45AE-878A-BAB7291924A1}"/>
-                        <w:text/>
-                      </w:sdtPr>
-                      <w:sdtContent>
-                        <w:p>
-                          <w:pPr>
-                            <w:rPr>
-                              <w:rFonts w:ascii="Times New Roman" w:eastAsiaTheme="majorEastAsia" w:hAnsi="Times New Roman" w:cs="Times New Roman"/>
-                              <w:noProof/>
-                              <w:color w:val="1F497D" w:themeColor="text2"/>
-                              <w:sz w:val="24"/>
-                              <w:szCs w:val="24"/>
-                            </w:rPr>
-                          </w:pPr>
-                          <w:r>
-                            <w:rPr>
-                              <w:rFonts w:ascii="Times New Roman" w:eastAsiaTheme="majorEastAsia" w:hAnsi="Times New Roman" w:cs="Times New Roman"/>
-                              <w:noProof/>
-                              <w:color w:val="1F497D" w:themeColor="text2"/>
-                              <w:sz w:val="24"/>
-                              <w:szCs w:val="24"/>
-                            </w:rPr>
-                            <w:t xml:space="preserve">     </w:t>
-                          </w:r>
-                        </w:p>
-                      </w:sdtContent>
-                    </w:sdt>
-                  </w:txbxContent>
-                </v:textbox>
-                <w10:wrap type="square" anchorx="page" anchory="page"/>
-              </v:shape>
-            </w:pict>
-          </w:r>
-          <w:r>
-            <w:rPr>
-              <w:rFonts w:ascii="Times New Roman" w:hAnsi="Times New Roman" w:cs="Times New Roman"/>
-              <w:noProof/>
-              <w:sz w:val="24"/>
-              <w:szCs w:val="24"/>
-            </w:rPr>
-            <w:pict w14:anchorId="500BF0DF">
-              <v:shape id="_x0000_s1032" type="#_x0000_t202" style="position:absolute;left:0;text-align:left;margin-left:217.5pt;margin-top:42.05pt;width:112.5pt;height:27.75pt;z-index:251665408" filled="f" fillcolor="#1f497d [3215]" stroked="f">
-                <v:textbox style="mso-next-textbox:#_x0000_s1032">
                   <w:txbxContent>
                     <w:p>
                       <w:pPr>
@@ -341,8 +66,167 @@
                           <w:sz w:val="24"/>
                           <w:szCs w:val="24"/>
                         </w:rPr>
-                        <w:t>AI In Agriculture</w:t>
+                        <w:t>Submitted by – Samkit Jain</w:t>
                       </w:r>
+                    </w:p>
+                    <w:p>
+                      <w:pPr>
+                        <w:rPr>
+                          <w:rFonts w:ascii="Times New Roman" w:hAnsi="Times New Roman" w:cs="Times New Roman"/>
+                          <w:sz w:val="24"/>
+                          <w:szCs w:val="24"/>
+                        </w:rPr>
+                      </w:pPr>
+                      <w:r>
+                        <w:rPr>
+                          <w:rFonts w:ascii="Times New Roman" w:hAnsi="Times New Roman" w:cs="Times New Roman"/>
+                          <w:sz w:val="24"/>
+                          <w:szCs w:val="24"/>
+                        </w:rPr>
+                        <w:t xml:space="preserve">Program – Big Data </w:t>
+                      </w:r>
+                      <w:r>
+                        <w:rPr>
+                          <w:rFonts w:ascii="Times New Roman" w:hAnsi="Times New Roman" w:cs="Times New Roman"/>
+                          <w:sz w:val="24"/>
+                          <w:szCs w:val="24"/>
+                        </w:rPr>
+                        <w:t>Analytics</w:t>
+                      </w:r>
+                    </w:p>
+                    <w:p>
+                      <w:pPr>
+                        <w:rPr>
+                          <w:rFonts w:ascii="Times New Roman" w:hAnsi="Times New Roman" w:cs="Times New Roman"/>
+                          <w:sz w:val="24"/>
+                          <w:szCs w:val="24"/>
+                        </w:rPr>
+                      </w:pPr>
+                      <w:r>
+                        <w:rPr>
+                          <w:rFonts w:ascii="Times New Roman" w:hAnsi="Times New Roman" w:cs="Times New Roman"/>
+                          <w:sz w:val="24"/>
+                          <w:szCs w:val="24"/>
+                        </w:rPr>
+                        <w:t>Roll No. – 20261032</w:t>
+                      </w:r>
+                    </w:p>
+                    <w:p>
+                      <w:pPr>
+                        <w:rPr>
+                          <w:rFonts w:ascii="Times New Roman" w:hAnsi="Times New Roman" w:cs="Times New Roman"/>
+                          <w:sz w:val="24"/>
+                          <w:szCs w:val="24"/>
+                        </w:rPr>
+                      </w:pPr>
+                      <w:r>
+                        <w:rPr>
+                          <w:rFonts w:ascii="Times New Roman" w:hAnsi="Times New Roman" w:cs="Times New Roman"/>
+                          <w:sz w:val="24"/>
+                          <w:szCs w:val="24"/>
+                        </w:rPr>
+                        <w:t>Group No. - 7</w:t>
+                      </w:r>
+                    </w:p>
+                  </w:txbxContent>
+                </v:textbox>
+              </v:shape>
+            </w:pict>
+          </w:r>
+          <w:r>
+            <w:rPr>
+              <w:rFonts w:ascii="Times New Roman" w:hAnsi="Times New Roman" w:cs="Times New Roman"/>
+              <w:noProof/>
+              <w:sz w:val="24"/>
+              <w:szCs w:val="24"/>
+            </w:rPr>
+            <w:pict w14:anchorId="230533D0">
+              <v:shape id="_x0000_s1034" type="#_x0000_t202" style="position:absolute;left:0;text-align:left;margin-left:18.4pt;margin-top:362.55pt;width:211.25pt;height:34.8pt;z-index:251666432" filled="f" stroked="f">
+                <v:textbox>
+                  <w:txbxContent>
+                    <w:p>
+                      <w:pPr>
+                        <w:rPr>
+                          <w:rFonts w:ascii="Times New Roman" w:hAnsi="Times New Roman" w:cs="Times New Roman"/>
+                          <w:sz w:val="24"/>
+                          <w:szCs w:val="24"/>
+                        </w:rPr>
+                      </w:pPr>
+                      <w:r>
+                        <w:rPr>
+                          <w:rFonts w:ascii="Times New Roman" w:hAnsi="Times New Roman" w:cs="Times New Roman"/>
+                          <w:sz w:val="24"/>
+                          <w:szCs w:val="24"/>
+                        </w:rPr>
+                        <w:t>Submitted To - Prof. Chintan Patel Sir</w:t>
+                      </w:r>
+                    </w:p>
+                  </w:txbxContent>
+                </v:textbox>
+              </v:shape>
+            </w:pict>
+          </w:r>
+          <w:r>
+            <w:rPr>
+              <w:rFonts w:ascii="Times New Roman" w:hAnsi="Times New Roman" w:cs="Times New Roman"/>
+              <w:noProof/>
+              <w:sz w:val="24"/>
+              <w:szCs w:val="24"/>
+            </w:rPr>
+            <w:pict w14:anchorId="500BF0DF">
+              <v:shape id="_x0000_s1032" type="#_x0000_t202" style="position:absolute;left:0;text-align:left;margin-left:62.9pt;margin-top:228.55pt;width:426.55pt;height:95.25pt;z-index:251665408" filled="f" fillcolor="#1f497d [3215]" stroked="f">
+                <v:textbox style="mso-next-textbox:#_x0000_s1032">
+                  <w:txbxContent>
+                    <w:p>
+                      <w:pPr>
+                        <w:spacing w:line="240" w:lineRule="auto"/>
+                        <w:jc w:val="center"/>
+                        <w:rPr>
+                          <w:rFonts w:ascii="Times New Roman" w:hAnsi="Times New Roman" w:cs="Times New Roman"/>
+                          <w:sz w:val="24"/>
+                          <w:szCs w:val="24"/>
+                          <w:lang w:val="en-IN"/>
+                        </w:rPr>
+                      </w:pPr>
+                      <w:r>
+                        <w:rPr>
+                          <w:rFonts w:ascii="Times New Roman" w:hAnsi="Times New Roman" w:cs="Times New Roman"/>
+                          <w:sz w:val="24"/>
+                          <w:szCs w:val="24"/>
+                          <w:lang w:val="en-IN"/>
+                        </w:rPr>
+                        <w:t>ARTIFICIAL INTELLIGENCE IN INDIAN AGRICULTURE</w:t>
+                      </w:r>
+                    </w:p>
+                    <w:p>
+                      <w:pPr>
+                        <w:spacing w:line="240" w:lineRule="auto"/>
+                        <w:jc w:val="center"/>
+                        <w:rPr>
+                          <w:rFonts w:ascii="Times New Roman" w:hAnsi="Times New Roman" w:cs="Times New Roman"/>
+                          <w:sz w:val="24"/>
+                          <w:szCs w:val="24"/>
+                          <w:lang w:val="en-IN"/>
+                        </w:rPr>
+                      </w:pPr>
+                      <w:r>
+                        <w:rPr>
+                          <w:rFonts w:ascii="Times New Roman" w:hAnsi="Times New Roman" w:cs="Times New Roman"/>
+                          <w:sz w:val="24"/>
+                          <w:szCs w:val="24"/>
+                          <w:lang w:val="en-IN"/>
+                        </w:rPr>
+                        <w:t>Crop Monitoring, Pest Detection, Yield Prediction and Supply Chain Management for Higher Farmer Incomes</w:t>
+                      </w:r>
+                    </w:p>
+                    <w:p>
+                      <w:pPr>
+                        <w:rPr>
+                          <w:rFonts w:ascii="Times New Roman" w:hAnsi="Times New Roman" w:cs="Times New Roman"/>
+                          <w:sz w:val="24"/>
+                          <w:szCs w:val="24"/>
+                        </w:rPr>
+                      </w:pPr>
                     </w:p>
                   </w:txbxContent>
                 </v:textbox>
@@ -1723,7 +1607,25 @@
           <w:sz w:val="24"/>
           <w:szCs w:val="24"/>
         </w:rPr>
-        <w:t xml:space="preserve">3.4. Animal Intrusion detection – Camera around the edge od the field use AI image recognition including at night to spot cows, wild boar, monkeys or nilgai coming in. Motion and sound sensors wake the system and cut down false </w:t>
+        <w:t xml:space="preserve">3.4. Animal Intrusion detection – Camera around the edge </w:t>
+      </w:r>
+      <w:proofErr w:type="spellStart"/>
+      <w:r>
+        <w:rPr>
+          <w:rFonts w:ascii="Times New Roman" w:hAnsi="Times New Roman" w:cs="Times New Roman"/>
+          <w:sz w:val="24"/>
+          <w:szCs w:val="24"/>
+        </w:rPr>
+        <w:t>od</w:t>
+      </w:r>
+      <w:proofErr w:type="spellEnd"/>
+      <w:r>
+        <w:rPr>
+          <w:rFonts w:ascii="Times New Roman" w:hAnsi="Times New Roman" w:cs="Times New Roman"/>
+          <w:sz w:val="24"/>
+          <w:szCs w:val="24"/>
+        </w:rPr>
+        <w:t xml:space="preserve"> the field use AI image recognition including at night to spot cows, wild boar, monkeys or nilgai coming in. Motion and sound sensors wake the system and cut down false </w:t>
       </w:r>
       <w:r>
         <w:rPr>
@@ -3789,7 +3691,25 @@
           <w:sz w:val="24"/>
           <w:szCs w:val="24"/>
         </w:rPr>
-        <w:t xml:space="preserve"> connected, camera-guided machines. Its see &amp; spray system, released in 2021, uses boom-mounted cameras and </w:t>
+        <w:t xml:space="preserve"> connected, camera-guided machines. </w:t>
+      </w:r>
+      <w:proofErr w:type="spellStart"/>
+      <w:r>
+        <w:rPr>
+          <w:rFonts w:ascii="Times New Roman" w:hAnsi="Times New Roman" w:cs="Times New Roman"/>
+          <w:sz w:val="24"/>
+          <w:szCs w:val="24"/>
+        </w:rPr>
+        <w:t>Its</w:t>
+      </w:r>
+      <w:proofErr w:type="spellEnd"/>
+      <w:r>
+        <w:rPr>
+          <w:rFonts w:ascii="Times New Roman" w:hAnsi="Times New Roman" w:cs="Times New Roman"/>
+          <w:sz w:val="24"/>
+          <w:szCs w:val="24"/>
+        </w:rPr>
+        <w:t xml:space="preserve"> see &amp; spray system, released in 2021, uses boom-mounted cameras and </w:t>
       </w:r>
       <w:proofErr w:type="gramStart"/>
       <w:r>
@@ -16712,7 +16632,6 @@
   <w:style w:type="character" w:default="1" w:styleId="DefaultParagraphFont">
     <w:name w:val="Default Paragraph Font"/>
     <w:uiPriority w:val="1"/>
-    <w:semiHidden/>
     <w:unhideWhenUsed/>
   </w:style>
   <w:style w:type="table" w:default="1" w:styleId="TableNormal">
